--- a/review/系统设计评审与四人分工.docx
+++ b/review/系统设计评审与四人分工.docx
@@ -65,42 +65,6 @@
         <w:spacing w:before="80"/>
         <w:jc w:val="center"/>
       </w:pPr>
-      <w:r>
-        <w:rPr>
-          <w:rFonts w:ascii="Segoe UI" w:hAnsi="Segoe UI" w:eastAsia="微软雅黑"/>
-          <w:b w:val="0"/>
-          <w:sz w:val="21"/>
-        </w:rPr>
-        <w:t>项目：MAIE 6000C Project Group 15 ｜ 组员：FEI Wenxiang / XIANG Ke / XU Chao / ZHANG Mingyang</w:t>
-      </w:r>
-    </w:p>
-    <w:p>
-      <w:pPr>
-        <w:spacing w:before="80"/>
-        <w:jc w:val="center"/>
-      </w:pPr>
-      <w:r>
-        <w:rPr>
-          <w:rFonts w:ascii="Segoe UI" w:hAnsi="Segoe UI" w:eastAsia="微软雅黑"/>
-          <w:b w:val="0"/>
-          <w:sz w:val="21"/>
-        </w:rPr>
-        <w:t>依据：Proposal（单平台初版）+ 两张设计图 + 仓库现有骨架代码 + 两份独立评审</w:t>
-      </w:r>
-    </w:p>
-    <w:p>
-      <w:pPr>
-        <w:spacing w:before="80"/>
-        <w:jc w:val="center"/>
-      </w:pPr>
-      <w:r>
-        <w:rPr>
-          <w:rFonts w:ascii="Segoe UI" w:hAnsi="Segoe UI" w:eastAsia="微软雅黑"/>
-          <w:b w:val="0"/>
-          <w:sz w:val="21"/>
-        </w:rPr>
-        <w:t>版本：v1.1 ｜ 2026-10</w:t>
-      </w:r>
     </w:p>
     <w:p/>
     <w:p>
@@ -564,7 +528,7 @@
           <w:b w:val="0"/>
           <w:sz w:val="21"/>
         </w:rPr>
-        <w:t>（见 §6），第 5 周冻结契约（OpenAPI + Pydantic schemas）；</w:t>
+        <w:t>（见 §6），开工前冻结契约（OpenAPI + Pydantic schemas）；</w:t>
       </w:r>
       <w:r>
         <w:rPr>
@@ -572,15 +536,15 @@
           <w:b/>
           <w:sz w:val="21"/>
         </w:rPr>
-        <w:t>协作采用"契约先行 + 四线并行 + 周集成"</w:t>
-      </w:r>
-      <w:r>
-        <w:rPr>
-          <w:rFonts w:ascii="Segoe UI" w:hAnsi="Segoe UI" w:eastAsia="微软雅黑"/>
-          <w:b w:val="0"/>
-          <w:sz w:val="21"/>
-        </w:rPr>
-        <w:t>（§5.1）：只有 W5 契约、迁移执行、联调回归三段串行，其余时间四条工作流并行，每人对自己的测试负责。</w:t>
+        <w:t>协作采用"契约先行 + 四线并行"</w:t>
+      </w:r>
+      <w:r>
+        <w:rPr>
+          <w:rFonts w:ascii="Segoe UI" w:hAnsi="Segoe UI" w:eastAsia="微软雅黑"/>
+          <w:b w:val="0"/>
+          <w:sz w:val="21"/>
+        </w:rPr>
+        <w:t>（§5.1）：只有契约、迁移执行、联调回归三段串行，其余工作四条工作流并行，每人对自己的测试负责。</w:t>
       </w:r>
     </w:p>
     <w:p>
@@ -602,15 +566,15 @@
           <w:b/>
           <w:sz w:val="21"/>
         </w:rPr>
-        <w:t>时间线</w:t>
-      </w:r>
-      <w:r>
-        <w:rPr>
-          <w:rFonts w:ascii="Segoe UI" w:hAnsi="Segoe UI" w:eastAsia="微软雅黑"/>
-          <w:b w:val="0"/>
-          <w:sz w:val="21"/>
-        </w:rPr>
-        <w:t>：W5 契约与迁移 → W6 主流程 → W7 MVP 联调（对齐 week07 提交）→ W8–W10 归组质量与统计口径 → W11–W12 加固与文档 → W13 演示与报告。</w:t>
+        <w:t>交付顺序</w:t>
+      </w:r>
+      <w:r>
+        <w:rPr>
+          <w:rFonts w:ascii="Segoe UI" w:hAnsi="Segoe UI" w:eastAsia="微软雅黑"/>
+          <w:b w:val="0"/>
+          <w:sz w:val="21"/>
+        </w:rPr>
+        <w:t>：契约与迁移 → 主流程 → 最小闭环联调 → 归组质量与统计口径 → 加固与文档 → 演示与报告。</w:t>
       </w:r>
     </w:p>
     <w:p>
@@ -2357,7 +2321,7 @@
           <w:color w:val="595959"/>
           <w:sz w:val="20"/>
         </w:rPr>
-        <w:t>注意：§1 复用清单写"可插拔 AI 服务与**人工复核**"，但 `docs/architecture.md` 明确写着 "A formal approval system and stored review records are outside the initial scope"、"The initial version does not automatically retry failed Jobs"、"automatic recovery is outside the initial scope"。**人工复核、重试、恢复在现有骨架里都不存在，是本项目的新增工作量**，排期时不能按"复用"估。</w:t>
+        <w:t>注意：§1 复用清单写"可插拔 AI 服务与**人工复核**"，但 `docs/architecture.md` 明确写着 "A formal approval system and stored review records are outside the initial scope"、"The initial version does not automatically retry failed Jobs"、"automatic recovery is outside the initial scope"。**人工复核、重试、恢复在现有骨架里都不存在，是本项目的新增工作量**，工作量评估时不能按"复用"算。</w:t>
       </w:r>
     </w:p>
     <w:p>
@@ -3896,7 +3860,7 @@
           <w:b w:val="0"/>
           <w:sz w:val="21"/>
         </w:rPr>
-        <w:t>：可复用的是"工程骨架"（事务、任务表、健康、指标、Compose、CI、日志），不可复用的是"业务模型与契约"。第一周不要写 CRUD，先落 §4 的数据模型、契约与迁移（新增 0002，不改 0001），再往上填。</w:t>
+        <w:t>：可复用的是"工程骨架"（事务、任务表、健康、指标、Compose、CI、日志），不可复用的是"业务模型与契约"。不要先写 CRUD，先落 §4 的数据模型、契约与迁移（新增 0002，不改 0001），再往上填。</w:t>
       </w:r>
     </w:p>
     <w:p>
@@ -11668,116 +11632,6 @@
     </w:p>
     <w:p>
       <w:pPr>
-        <w:keepNext/>
-        <w:spacing w:before="120"/>
-        <w:jc w:val="center"/>
-      </w:pPr>
-      <w:r>
-        <w:drawing>
-          <wp:inline xmlns:a="http://schemas.openxmlformats.org/drawingml/2006/main" xmlns:pic="http://schemas.openxmlformats.org/drawingml/2006/picture">
-            <wp:extent cx="5832000" cy="3598468"/>
-            <wp:docPr id="1" name="Picture 1"/>
-            <wp:cNvGraphicFramePr>
-              <a:graphicFrameLocks noChangeAspect="1"/>
-            </wp:cNvGraphicFramePr>
-            <a:graphic>
-              <a:graphicData uri="http://schemas.openxmlformats.org/drawingml/2006/picture">
-                <pic:pic>
-                  <pic:nvPicPr>
-                    <pic:cNvPr id="0" name="fig_states_a.png"/>
-                    <pic:cNvPicPr/>
-                  </pic:nvPicPr>
-                  <pic:blipFill>
-                    <a:blip r:embed="rId10"/>
-                    <a:stretch>
-                      <a:fillRect/>
-                    </a:stretch>
-                  </pic:blipFill>
-                  <pic:spPr>
-                    <a:xfrm>
-                      <a:off x="0" y="0"/>
-                      <a:ext cx="5832000" cy="3598468"/>
-                    </a:xfrm>
-                    <a:prstGeom prst="rect"/>
-                  </pic:spPr>
-                </pic:pic>
-              </a:graphicData>
-            </a:graphic>
-          </wp:inline>
-        </w:drawing>
-      </w:r>
-    </w:p>
-    <w:p>
-      <w:pPr>
-        <w:spacing w:after="200"/>
-        <w:jc w:val="center"/>
-      </w:pPr>
-      <w:r>
-        <w:rPr>
-          <w:rFonts w:ascii="Segoe UI" w:hAnsi="Segoe UI" w:eastAsia="微软雅黑"/>
-          <w:color w:val="595959"/>
-          <w:sz w:val="17"/>
-        </w:rPr>
-        <w:t>图 修订后状态机（一）：分析任务 Job 与评论分析状态；虚线为重试 / 回收 / 重放路径</w:t>
-      </w:r>
-    </w:p>
-    <w:p>
-      <w:pPr>
-        <w:keepNext/>
-        <w:spacing w:before="120"/>
-        <w:jc w:val="center"/>
-      </w:pPr>
-      <w:r>
-        <w:drawing>
-          <wp:inline xmlns:a="http://schemas.openxmlformats.org/drawingml/2006/main" xmlns:pic="http://schemas.openxmlformats.org/drawingml/2006/picture">
-            <wp:extent cx="5832000" cy="3598468"/>
-            <wp:docPr id="2" name="Picture 2"/>
-            <wp:cNvGraphicFramePr>
-              <a:graphicFrameLocks noChangeAspect="1"/>
-            </wp:cNvGraphicFramePr>
-            <a:graphic>
-              <a:graphicData uri="http://schemas.openxmlformats.org/drawingml/2006/picture">
-                <pic:pic>
-                  <pic:nvPicPr>
-                    <pic:cNvPr id="0" name="fig_states_b.png"/>
-                    <pic:cNvPicPr/>
-                  </pic:nvPicPr>
-                  <pic:blipFill>
-                    <a:blip r:embed="rId11"/>
-                    <a:stretch>
-                      <a:fillRect/>
-                    </a:stretch>
-                  </pic:blipFill>
-                  <pic:spPr>
-                    <a:xfrm>
-                      <a:off x="0" y="0"/>
-                      <a:ext cx="5832000" cy="3598468"/>
-                    </a:xfrm>
-                    <a:prstGeom prst="rect"/>
-                  </pic:spPr>
-                </pic:pic>
-              </a:graphicData>
-            </a:graphic>
-          </wp:inline>
-        </w:drawing>
-      </w:r>
-    </w:p>
-    <w:p>
-      <w:pPr>
-        <w:spacing w:after="200"/>
-        <w:jc w:val="center"/>
-      </w:pPr>
-      <w:r>
-        <w:rPr>
-          <w:rFonts w:ascii="Segoe UI" w:hAnsi="Segoe UI" w:eastAsia="微软雅黑"/>
-          <w:color w:val="595959"/>
-          <w:sz w:val="17"/>
-        </w:rPr>
-        <w:t>图 修订后状态机（二）：问题组 Issue 与评论关联 ReviewIssue；改名 / 合并 / 拆分只写审计、不改状态</w:t>
-      </w:r>
-    </w:p>
-    <w:p>
-      <w:pPr>
         <w:pStyle w:val="Heading2"/>
         <w:keepNext/>
       </w:pPr>
@@ -13178,7 +13032,7 @@
           <w:color w:val="2E74B5"/>
           <w:sz w:val="26"/>
         </w:rPr>
-        <w:t>5.1 协作模式：契约先行 + 四线并行 + 周集成</w:t>
+        <w:t>5.1 协作模式：契约先行 + 四线并行</w:t>
       </w:r>
     </w:p>
     <w:p>
@@ -13232,7 +13086,7 @@
           <w:b w:val="0"/>
           <w:sz w:val="21"/>
         </w:rPr>
-        <w:t>：4 个人、8 周、W7 有硬提交。流水线会让 R3、R4 在 W5–W6 空转，R1 变成单点阻塞；R1 一旦延迟（迁移、契约都是他的），全队停摆，最后只能靠 W7 通宵补。</w:t>
+        <w:t>：4 个人、契约与接口是硬前置。流水线会让 R3、R4 在等待契约时空转，R1 变成单点阻塞；R1 一旦延迟（迁移、契约都是他的），全队停摆，最后只能临时补。</w:t>
       </w:r>
     </w:p>
     <w:p>
@@ -13334,9 +13188,8 @@
         <w:tblLayout w:type="fixed"/>
       </w:tblPr>
       <w:tblGrid>
-        <w:gridCol w:w="3175"/>
-        <w:gridCol w:w="3175"/>
-        <w:gridCol w:w="3175"/>
+        <w:gridCol w:w="4762"/>
+        <w:gridCol w:w="4762"/>
       </w:tblGrid>
       <w:tr>
         <w:trPr>
@@ -13345,7 +13198,7 @@
         </w:trPr>
         <w:tc>
           <w:tcPr>
-            <w:tcW w:type="dxa" w:w="2712"/>
+            <w:tcW w:type="dxa" w:w="3518"/>
             <w:shd w:val="clear" w:color="auto" w:fill="DEEAF6"/>
           </w:tcPr>
           <w:p>
@@ -13365,7 +13218,7 @@
         </w:tc>
         <w:tc>
           <w:tcPr>
-            <w:tcW w:type="dxa" w:w="4455"/>
+            <w:tcW w:type="dxa" w:w="5780"/>
             <w:shd w:val="clear" w:color="auto" w:fill="DEEAF6"/>
           </w:tcPr>
           <w:p>
@@ -13380,26 +13233,6 @@
                 <w:sz w:val="19"/>
               </w:rPr>
               <w:t>解除方式</w:t>
-            </w:r>
-          </w:p>
-        </w:tc>
-        <w:tc>
-          <w:tcPr>
-            <w:tcW w:type="dxa" w:w="2131"/>
-            <w:shd w:val="clear" w:color="auto" w:fill="DEEAF6"/>
-          </w:tcPr>
-          <w:p>
-            <w:pPr>
-              <w:spacing w:before="40" w:after="40"/>
-            </w:pPr>
-            <w:r/>
-            <w:r>
-              <w:rPr>
-                <w:rFonts w:ascii="Segoe UI" w:hAnsi="Segoe UI" w:eastAsia="微软雅黑"/>
-                <w:b/>
-                <w:sz w:val="19"/>
-              </w:rPr>
-              <w:t>实际等待时间</w:t>
             </w:r>
           </w:p>
         </w:tc>
@@ -13410,7 +13243,7 @@
         </w:trPr>
         <w:tc>
           <w:tcPr>
-            <w:tcW w:type="dxa" w:w="2712"/>
+            <w:tcW w:type="dxa" w:w="3518"/>
           </w:tcPr>
           <w:p>
             <w:pPr>
@@ -13429,7 +13262,7 @@
         </w:tc>
         <w:tc>
           <w:tcPr>
-            <w:tcW w:type="dxa" w:w="4455"/>
+            <w:tcW w:type="dxa" w:w="5780"/>
           </w:tcPr>
           <w:p>
             <w:pPr>
@@ -13442,7 +13275,7 @@
                 <w:b w:val="0"/>
                 <w:sz w:val="19"/>
               </w:rPr>
-              <w:t xml:space="preserve">W5 冻结 </w:t>
+              <w:t xml:space="preserve">冻结 </w:t>
             </w:r>
             <w:r>
               <w:rPr>
@@ -13477,25 +13310,6 @@
                 <w:sz w:val="19"/>
               </w:rPr>
               <w:t xml:space="preserve"> 迁移 + OpenAPI，配 mock</w:t>
-            </w:r>
-          </w:p>
-        </w:tc>
-        <w:tc>
-          <w:tcPr>
-            <w:tcW w:type="dxa" w:w="2131"/>
-          </w:tcPr>
-          <w:p>
-            <w:pPr>
-              <w:spacing w:before="40" w:after="40"/>
-            </w:pPr>
-            <w:r/>
-            <w:r>
-              <w:rPr>
-                <w:rFonts w:ascii="Segoe UI" w:hAnsi="Segoe UI" w:eastAsia="微软雅黑"/>
-                <w:b w:val="0"/>
-                <w:sz w:val="19"/>
-              </w:rPr>
-              <w:t>只等 3–4 天，不等实现</w:t>
             </w:r>
           </w:p>
         </w:tc>
@@ -13506,7 +13320,7 @@
         </w:trPr>
         <w:tc>
           <w:tcPr>
-            <w:tcW w:type="dxa" w:w="2712"/>
+            <w:tcW w:type="dxa" w:w="3518"/>
           </w:tcPr>
           <w:p>
             <w:pPr>
@@ -13525,7 +13339,7 @@
         </w:tc>
         <w:tc>
           <w:tcPr>
-            <w:tcW w:type="dxa" w:w="4455"/>
+            <w:tcW w:type="dxa" w:w="5780"/>
           </w:tcPr>
           <w:p>
             <w:pPr>
@@ -13539,25 +13353,6 @@
                 <w:sz w:val="19"/>
               </w:rPr>
               <w:t>JSON Schema 先定，R2 用 fake AI 返回固定 JSON</w:t>
-            </w:r>
-          </w:p>
-        </w:tc>
-        <w:tc>
-          <w:tcPr>
-            <w:tcW w:type="dxa" w:w="2131"/>
-          </w:tcPr>
-          <w:p>
-            <w:pPr>
-              <w:spacing w:before="40" w:after="40"/>
-            </w:pPr>
-            <w:r/>
-            <w:r>
-              <w:rPr>
-                <w:rFonts w:ascii="Segoe UI" w:hAnsi="Segoe UI" w:eastAsia="微软雅黑"/>
-                <w:b w:val="0"/>
-                <w:sz w:val="19"/>
-              </w:rPr>
-              <w:t>不等 R3 的模型</w:t>
             </w:r>
           </w:p>
         </w:tc>
@@ -13568,7 +13363,7 @@
         </w:trPr>
         <w:tc>
           <w:tcPr>
-            <w:tcW w:type="dxa" w:w="2712"/>
+            <w:tcW w:type="dxa" w:w="3518"/>
           </w:tcPr>
           <w:p>
             <w:pPr>
@@ -13587,7 +13382,7 @@
         </w:tc>
         <w:tc>
           <w:tcPr>
-            <w:tcW w:type="dxa" w:w="4455"/>
+            <w:tcW w:type="dxa" w:w="5780"/>
           </w:tcPr>
           <w:p>
             <w:pPr>
@@ -13601,25 +13396,6 @@
                 <w:sz w:val="19"/>
               </w:rPr>
               <w:t>R4 用 seed 数据 + 契约字段开发</w:t>
-            </w:r>
-          </w:p>
-        </w:tc>
-        <w:tc>
-          <w:tcPr>
-            <w:tcW w:type="dxa" w:w="2131"/>
-          </w:tcPr>
-          <w:p>
-            <w:pPr>
-              <w:spacing w:before="40" w:after="40"/>
-            </w:pPr>
-            <w:r/>
-            <w:r>
-              <w:rPr>
-                <w:rFonts w:ascii="Segoe UI" w:hAnsi="Segoe UI" w:eastAsia="微软雅黑"/>
-                <w:b w:val="0"/>
-                <w:sz w:val="19"/>
-              </w:rPr>
-              <w:t>不等 R2 的调度</w:t>
             </w:r>
           </w:p>
         </w:tc>
@@ -13630,7 +13406,7 @@
         </w:trPr>
         <w:tc>
           <w:tcPr>
-            <w:tcW w:type="dxa" w:w="2712"/>
+            <w:tcW w:type="dxa" w:w="3518"/>
           </w:tcPr>
           <w:p>
             <w:pPr>
@@ -13649,7 +13425,7 @@
         </w:tc>
         <w:tc>
           <w:tcPr>
-            <w:tcW w:type="dxa" w:w="4455"/>
+            <w:tcW w:type="dxa" w:w="5780"/>
           </w:tcPr>
           <w:p>
             <w:pPr>
@@ -13662,26 +13438,7 @@
                 <w:b w:val="0"/>
                 <w:sz w:val="19"/>
               </w:rPr>
-              <w:t>mock 批次 + seed，在联调日合并</w:t>
-            </w:r>
-          </w:p>
-        </w:tc>
-        <w:tc>
-          <w:tcPr>
-            <w:tcW w:type="dxa" w:w="2131"/>
-          </w:tcPr>
-          <w:p>
-            <w:pPr>
-              <w:spacing w:before="40" w:after="40"/>
-            </w:pPr>
-            <w:r/>
-            <w:r>
-              <w:rPr>
-                <w:rFonts w:ascii="Segoe UI" w:hAnsi="Segoe UI" w:eastAsia="微软雅黑"/>
-                <w:b w:val="0"/>
-                <w:sz w:val="19"/>
-              </w:rPr>
-              <w:t>只等联调日</w:t>
+              <w:t>mock 批次 + seed，在联调阶段合并</w:t>
             </w:r>
           </w:p>
         </w:tc>
@@ -13693,61 +13450,6 @@
       </w:pPr>
     </w:p>
     <w:p>
-      <w:pPr>
-        <w:keepNext/>
-        <w:spacing w:before="120"/>
-        <w:jc w:val="center"/>
-      </w:pPr>
-      <w:r>
-        <w:drawing>
-          <wp:inline xmlns:a="http://schemas.openxmlformats.org/drawingml/2006/main" xmlns:pic="http://schemas.openxmlformats.org/drawingml/2006/picture">
-            <wp:extent cx="5832000" cy="3426300"/>
-            <wp:docPr id="3" name="Picture 3"/>
-            <wp:cNvGraphicFramePr>
-              <a:graphicFrameLocks noChangeAspect="1"/>
-            </wp:cNvGraphicFramePr>
-            <a:graphic>
-              <a:graphicData uri="http://schemas.openxmlformats.org/drawingml/2006/picture">
-                <pic:pic>
-                  <pic:nvPicPr>
-                    <pic:cNvPr id="0" name="fig_collab.png"/>
-                    <pic:cNvPicPr/>
-                  </pic:nvPicPr>
-                  <pic:blipFill>
-                    <a:blip r:embed="rId12"/>
-                    <a:stretch>
-                      <a:fillRect/>
-                    </a:stretch>
-                  </pic:blipFill>
-                  <pic:spPr>
-                    <a:xfrm>
-                      <a:off x="0" y="0"/>
-                      <a:ext cx="5832000" cy="3426300"/>
-                    </a:xfrm>
-                    <a:prstGeom prst="rect"/>
-                  </pic:spPr>
-                </pic:pic>
-              </a:graphicData>
-            </a:graphic>
-          </wp:inline>
-        </w:drawing>
-      </w:r>
-    </w:p>
-    <w:p>
-      <w:pPr>
-        <w:spacing w:after="200"/>
-        <w:jc w:val="center"/>
-      </w:pPr>
-      <w:r>
-        <w:rPr>
-          <w:rFonts w:ascii="Segoe UI" w:hAnsi="Segoe UI" w:eastAsia="微软雅黑"/>
-          <w:color w:val="595959"/>
-          <w:sz w:val="17"/>
-        </w:rPr>
-        <w:t>图 协作模式：W5 契约周串行冻结，之后四条工作流并行，每周五集成日收口</w:t>
-      </w:r>
-    </w:p>
-    <w:p>
       <w:pPr/>
       <w:r>
         <w:rPr>
@@ -13785,7 +13487,7 @@
           <w:b/>
           <w:sz w:val="21"/>
         </w:rPr>
-        <w:t>W5 契约周（3–4 天）</w:t>
+        <w:t>契约冻结</w:t>
       </w:r>
       <w:r>
         <w:rPr>
@@ -13857,7 +13559,7 @@
           <w:b w:val="0"/>
           <w:sz w:val="21"/>
         </w:rPr>
-        <w:t xml:space="preserve">：只有 R1 在集成日执行 </w:t>
+        <w:t xml:space="preserve">：只有 R1 在合并/发布时执行 </w:t>
       </w:r>
       <w:r>
         <w:rPr>
@@ -13904,7 +13606,7 @@
           <w:b w:val="0"/>
           <w:sz w:val="21"/>
         </w:rPr>
-        <w:t>：W6 末、W7、W12、W13 各一次，按"上传 → 分析 → 归组 → 复核"顺序串起来跑，其余时间不互相等。</w:t>
+        <w:t>：在关键节点各跑一次，按"上传 → 分析 → 归组 → 复核"顺序串起来跑，其余工作不互相等。</w:t>
       </w:r>
     </w:p>
     <w:p>
@@ -14040,7 +13742,7 @@
           <w:b w:val="0"/>
           <w:sz w:val="21"/>
         </w:rPr>
-        <w:t>：Worker、AI、前端都按同一份 schema 校验，接口变更当天同步，禁止口头契约。</w:t>
+        <w:t>：Worker、AI、前端都按同一份 schema 校验，接口变更同步更新，禁止口头契约。</w:t>
       </w:r>
     </w:p>
     <w:p>
@@ -14051,7 +13753,7 @@
           <w:b/>
           <w:sz w:val="21"/>
         </w:rPr>
-        <w:t>W5 并行任务（避免 R3 / R4 空转）</w:t>
+        <w:t>契约冻结前的并行准备</w:t>
       </w:r>
       <w:r>
         <w:rPr>
@@ -14072,9 +13774,8 @@
         <w:tblLayout w:type="fixed"/>
       </w:tblPr>
       <w:tblGrid>
-        <w:gridCol w:w="3175"/>
-        <w:gridCol w:w="3175"/>
-        <w:gridCol w:w="3175"/>
+        <w:gridCol w:w="4762"/>
+        <w:gridCol w:w="4762"/>
       </w:tblGrid>
       <w:tr>
         <w:trPr>
@@ -14083,7 +13784,7 @@
         </w:trPr>
         <w:tc>
           <w:tcPr>
-            <w:tcW w:type="dxa" w:w="715"/>
+            <w:tcW w:type="dxa" w:w="1073"/>
             <w:shd w:val="clear" w:color="auto" w:fill="DEEAF6"/>
           </w:tcPr>
           <w:p>
@@ -14103,7 +13804,7 @@
         </w:tc>
         <w:tc>
           <w:tcPr>
-            <w:tcW w:type="dxa" w:w="3099"/>
+            <w:tcW w:type="dxa" w:w="8225"/>
             <w:shd w:val="clear" w:color="auto" w:fill="DEEAF6"/>
           </w:tcPr>
           <w:p>
@@ -14117,27 +13818,7 @@
                 <w:b/>
                 <w:sz w:val="19"/>
               </w:rPr>
-              <w:t>W5 前 2 天（等契约）</w:t>
-            </w:r>
-          </w:p>
-        </w:tc>
-        <w:tc>
-          <w:tcPr>
-            <w:tcW w:type="dxa" w:w="5483"/>
-            <w:shd w:val="clear" w:color="auto" w:fill="DEEAF6"/>
-          </w:tcPr>
-          <w:p>
-            <w:pPr>
-              <w:spacing w:before="40" w:after="40"/>
-            </w:pPr>
-            <w:r/>
-            <w:r>
-              <w:rPr>
-                <w:rFonts w:ascii="Segoe UI" w:hAnsi="Segoe UI" w:eastAsia="微软雅黑"/>
-                <w:b/>
-                <w:sz w:val="19"/>
-              </w:rPr>
-              <w:t>W5 后 3 天（并行）</w:t>
+              <w:t>可先做</w:t>
             </w:r>
           </w:p>
         </w:tc>
@@ -14148,7 +13829,7 @@
         </w:trPr>
         <w:tc>
           <w:tcPr>
-            <w:tcW w:type="dxa" w:w="715"/>
+            <w:tcW w:type="dxa" w:w="1073"/>
           </w:tcPr>
           <w:p>
             <w:pPr>
@@ -14167,7 +13848,7 @@
         </w:tc>
         <w:tc>
           <w:tcPr>
-            <w:tcW w:type="dxa" w:w="3099"/>
+            <w:tcW w:type="dxa" w:w="8225"/>
           </w:tcPr>
           <w:p>
             <w:pPr>
@@ -14189,26 +13870,7 @@
                 <w:b w:val="0"/>
                 <w:sz w:val="19"/>
               </w:rPr>
-              <w:t xml:space="preserve"> 迁移草案 + 字段清单</w:t>
-            </w:r>
-          </w:p>
-        </w:tc>
-        <w:tc>
-          <w:tcPr>
-            <w:tcW w:type="dxa" w:w="5483"/>
-          </w:tcPr>
-          <w:p>
-            <w:pPr>
-              <w:spacing w:before="40" w:after="40"/>
-            </w:pPr>
-            <w:r/>
-            <w:r>
-              <w:rPr>
-                <w:rFonts w:ascii="Segoe UI" w:hAnsi="Segoe UI" w:eastAsia="微软雅黑"/>
-                <w:b w:val="0"/>
-                <w:sz w:val="19"/>
-              </w:rPr>
-              <w:t>冻结 schemas / OpenAPI、CSV 样本、批次 API 骨架</w:t>
+              <w:t xml:space="preserve"> 迁移草案 + 字段清单；冻结 schemas / OpenAPI、CSV 样本、批次 API 骨架</w:t>
             </w:r>
           </w:p>
         </w:tc>
@@ -14219,7 +13881,7 @@
         </w:trPr>
         <w:tc>
           <w:tcPr>
-            <w:tcW w:type="dxa" w:w="715"/>
+            <w:tcW w:type="dxa" w:w="1073"/>
           </w:tcPr>
           <w:p>
             <w:pPr>
@@ -14238,7 +13900,7 @@
         </w:tc>
         <w:tc>
           <w:tcPr>
-            <w:tcW w:type="dxa" w:w="3099"/>
+            <w:tcW w:type="dxa" w:w="8225"/>
           </w:tcPr>
           <w:p>
             <w:pPr>
@@ -14251,26 +13913,7 @@
                 <w:b w:val="0"/>
                 <w:sz w:val="19"/>
               </w:rPr>
-              <w:t>Job 表改造草案</w:t>
-            </w:r>
-          </w:p>
-        </w:tc>
-        <w:tc>
-          <w:tcPr>
-            <w:tcW w:type="dxa" w:w="5483"/>
-          </w:tcPr>
-          <w:p>
-            <w:pPr>
-              <w:spacing w:before="40" w:after="40"/>
-            </w:pPr>
-            <w:r/>
-            <w:r>
-              <w:rPr>
-                <w:rFonts w:ascii="Segoe UI" w:hAnsi="Segoe UI" w:eastAsia="微软雅黑"/>
-                <w:b w:val="0"/>
-                <w:sz w:val="19"/>
-              </w:rPr>
-              <w:t>原子认领 / 租约 / 重试字段与实现、接入 fake AI</w:t>
+              <w:t>Job 表改造草案；原子认领 / 租约 / 重试字段与实现、接入 fake AI</w:t>
             </w:r>
           </w:p>
         </w:tc>
@@ -14281,7 +13924,7 @@
         </w:trPr>
         <w:tc>
           <w:tcPr>
-            <w:tcW w:type="dxa" w:w="715"/>
+            <w:tcW w:type="dxa" w:w="1073"/>
           </w:tcPr>
           <w:p>
             <w:pPr>
@@ -14300,7 +13943,7 @@
         </w:tc>
         <w:tc>
           <w:tcPr>
-            <w:tcW w:type="dxa" w:w="3099"/>
+            <w:tcW w:type="dxa" w:w="8225"/>
           </w:tcPr>
           <w:p>
             <w:pPr>
@@ -14313,26 +13956,7 @@
                 <w:b w:val="0"/>
                 <w:sz w:val="19"/>
               </w:rPr>
-              <w:t>标注样本 + 规则基线</w:t>
-            </w:r>
-          </w:p>
-        </w:tc>
-        <w:tc>
-          <w:tcPr>
-            <w:tcW w:type="dxa" w:w="5483"/>
-          </w:tcPr>
-          <w:p>
-            <w:pPr>
-              <w:spacing w:before="40" w:after="40"/>
-            </w:pPr>
-            <w:r/>
-            <w:r>
-              <w:rPr>
-                <w:rFonts w:ascii="Segoe UI" w:hAnsi="Segoe UI" w:eastAsia="微软雅黑"/>
-                <w:b w:val="0"/>
-                <w:sz w:val="19"/>
-              </w:rPr>
-              <w:t>提取 JSON Schema、证据校验函数、mock 输出</w:t>
+              <w:t>标注样本 + 规则基线；提取 JSON Schema、证据校验函数、mock 输出</w:t>
             </w:r>
           </w:p>
         </w:tc>
@@ -14343,7 +13967,7 @@
         </w:trPr>
         <w:tc>
           <w:tcPr>
-            <w:tcW w:type="dxa" w:w="715"/>
+            <w:tcW w:type="dxa" w:w="1073"/>
           </w:tcPr>
           <w:p>
             <w:pPr>
@@ -14362,7 +13986,7 @@
         </w:tc>
         <w:tc>
           <w:tcPr>
-            <w:tcW w:type="dxa" w:w="3099"/>
+            <w:tcW w:type="dxa" w:w="8225"/>
           </w:tcPr>
           <w:p>
             <w:pPr>
@@ -14375,26 +13999,7 @@
                 <w:b w:val="0"/>
                 <w:sz w:val="19"/>
               </w:rPr>
-              <w:t>页面线框 + 接口清单</w:t>
-            </w:r>
-          </w:p>
-        </w:tc>
-        <w:tc>
-          <w:tcPr>
-            <w:tcW w:type="dxa" w:w="5483"/>
-          </w:tcPr>
-          <w:p>
-            <w:pPr>
-              <w:spacing w:before="40" w:after="40"/>
-            </w:pPr>
-            <w:r/>
-            <w:r>
-              <w:rPr>
-                <w:rFonts w:ascii="Segoe UI" w:hAnsi="Segoe UI" w:eastAsia="微软雅黑"/>
-                <w:b w:val="0"/>
-                <w:sz w:val="19"/>
-              </w:rPr>
-              <w:t>seed 数据、issues / actions API 骨架、Swagger 走查</w:t>
+              <w:t>页面线框 + 接口清单；seed 数据、issues / actions API 骨架、Swagger 走查</w:t>
             </w:r>
           </w:p>
         </w:tc>
@@ -14435,7 +14040,7 @@
           <w:b w:val="0"/>
           <w:sz w:val="21"/>
         </w:rPr>
-        <w:t>不做"一人做完再交给下一人"的瀑布：W7 会来不及，且后手没有上下文。</w:t>
+        <w:t>不做"一人做完再交给下一人"的瀑布：拖到最后会来不及，且后手没有上下文。</w:t>
       </w:r>
     </w:p>
     <w:p>
@@ -14511,7 +14116,7 @@
           <w:b w:val="0"/>
           <w:sz w:val="21"/>
         </w:rPr>
-        <w:t>不把大 PR 留到最后一天合并：冲突会集中在联调周爆发。</w:t>
+        <w:t>不把大 PR 拖到收尾阶段合并：冲突会集中爆发。</w:t>
       </w:r>
     </w:p>
     <w:p>
@@ -14556,7 +14161,7 @@
           <w:b w:val="0"/>
           <w:sz w:val="21"/>
         </w:rPr>
-        <w:t xml:space="preserve">：第 5 周冻结 OpenAPI + </w:t>
+        <w:t xml:space="preserve">：开工前冻结 OpenAPI + </w:t>
       </w:r>
       <w:r>
         <w:rPr>
@@ -14663,7 +14268,7 @@
           <w:b w:val="0"/>
           <w:sz w:val="21"/>
         </w:rPr>
-        <w:t>：跨模块改动由 owner 主写、另一人评审；每周一次 15 分钟同步 + 一个集成日。</w:t>
+        <w:t>：跨模块改动由 owner 主写、另一人评审；定期同步 + 集成检查。</w:t>
       </w:r>
     </w:p>
     <w:p>
@@ -15218,7 +14823,7 @@
                 <w:b w:val="0"/>
                 <w:sz w:val="19"/>
               </w:rPr>
-              <w:t>、提取与归组实现、标注集与评测脚本、W8–W10 质量报告</w:t>
+              <w:t>、提取与归组实现、标注集与评测脚本、质量报告</w:t>
             </w:r>
           </w:p>
         </w:tc>
@@ -15457,905 +15062,152 @@
           <w:color w:val="2E74B5"/>
           <w:sz w:val="26"/>
         </w:rPr>
-        <w:t>5.4 周计划（W5–W13，对齐课程提交节奏）</w:t>
+        <w:t>5.4 协作执行细则</w:t>
       </w:r>
     </w:p>
-    <w:tbl>
-      <w:tblPr>
-        <w:tblStyle w:val="TableGrid"/>
-        <w:tblW w:type="auto" w:w="0"/>
-        <w:jc w:val="center"/>
-        <w:tblLayout w:type="fixed"/>
-        <w:tblLook w:firstColumn="1" w:firstRow="1" w:lastColumn="0" w:lastRow="0" w:noHBand="0" w:noVBand="1" w:val="04A0"/>
-        <w:tblLayout w:type="fixed"/>
-      </w:tblPr>
-      <w:tblGrid>
-        <w:gridCol w:w="1587"/>
-        <w:gridCol w:w="1587"/>
-        <w:gridCol w:w="1587"/>
-        <w:gridCol w:w="1587"/>
-        <w:gridCol w:w="1587"/>
-        <w:gridCol w:w="1587"/>
-      </w:tblGrid>
-      <w:tr>
-        <w:trPr>
-          <w:tblHeader w:val="true"/>
-          <w:cantSplit/>
-        </w:trPr>
-        <w:tc>
-          <w:tcPr>
-            <w:tcW w:type="dxa" w:w="328"/>
-            <w:shd w:val="clear" w:color="auto" w:fill="DEEAF6"/>
-          </w:tcPr>
-          <w:p>
-            <w:pPr>
-              <w:spacing w:before="40" w:after="40"/>
-            </w:pPr>
-            <w:r/>
-            <w:r>
-              <w:rPr>
-                <w:rFonts w:ascii="Segoe UI" w:hAnsi="Segoe UI" w:eastAsia="微软雅黑"/>
-                <w:b/>
-                <w:sz w:val="19"/>
-              </w:rPr>
-              <w:t>周</w:t>
-            </w:r>
-          </w:p>
-        </w:tc>
-        <w:tc>
-          <w:tcPr>
-            <w:tcW w:type="dxa" w:w="1884"/>
-            <w:shd w:val="clear" w:color="auto" w:fill="DEEAF6"/>
-          </w:tcPr>
-          <w:p>
-            <w:pPr>
-              <w:spacing w:before="40" w:after="40"/>
-            </w:pPr>
-            <w:r/>
-            <w:r>
-              <w:rPr>
-                <w:rFonts w:ascii="Segoe UI" w:hAnsi="Segoe UI" w:eastAsia="微软雅黑"/>
-                <w:b/>
-                <w:sz w:val="19"/>
-              </w:rPr>
-              <w:t>R1 数据与接入</w:t>
-            </w:r>
-          </w:p>
-        </w:tc>
-        <w:tc>
-          <w:tcPr>
-            <w:tcW w:type="dxa" w:w="1884"/>
-            <w:shd w:val="clear" w:color="auto" w:fill="DEEAF6"/>
-          </w:tcPr>
-          <w:p>
-            <w:pPr>
-              <w:spacing w:before="40" w:after="40"/>
-            </w:pPr>
-            <w:r/>
-            <w:r>
-              <w:rPr>
-                <w:rFonts w:ascii="Segoe UI" w:hAnsi="Segoe UI" w:eastAsia="微软雅黑"/>
-                <w:b/>
-                <w:sz w:val="19"/>
-              </w:rPr>
-              <w:t>R2 流水线</w:t>
-            </w:r>
-          </w:p>
-        </w:tc>
-        <w:tc>
-          <w:tcPr>
-            <w:tcW w:type="dxa" w:w="1884"/>
-            <w:shd w:val="clear" w:color="auto" w:fill="DEEAF6"/>
-          </w:tcPr>
-          <w:p>
-            <w:pPr>
-              <w:spacing w:before="40" w:after="40"/>
-            </w:pPr>
-            <w:r/>
-            <w:r>
-              <w:rPr>
-                <w:rFonts w:ascii="Segoe UI" w:hAnsi="Segoe UI" w:eastAsia="微软雅黑"/>
-                <w:b/>
-                <w:sz w:val="19"/>
-              </w:rPr>
-              <w:t>R3 AI 与评测</w:t>
-            </w:r>
-          </w:p>
-        </w:tc>
-        <w:tc>
-          <w:tcPr>
-            <w:tcW w:type="dxa" w:w="1802"/>
-            <w:shd w:val="clear" w:color="auto" w:fill="DEEAF6"/>
-          </w:tcPr>
-          <w:p>
-            <w:pPr>
-              <w:spacing w:before="40" w:after="40"/>
-            </w:pPr>
-            <w:r/>
-            <w:r>
-              <w:rPr>
-                <w:rFonts w:ascii="Segoe UI" w:hAnsi="Segoe UI" w:eastAsia="微软雅黑"/>
-                <w:b/>
-                <w:sz w:val="19"/>
-              </w:rPr>
-              <w:t>R4 复核与产品</w:t>
-            </w:r>
-          </w:p>
-        </w:tc>
-        <w:tc>
-          <w:tcPr>
-            <w:tcW w:type="dxa" w:w="1515"/>
-            <w:shd w:val="clear" w:color="auto" w:fill="DEEAF6"/>
-          </w:tcPr>
-          <w:p>
-            <w:pPr>
-              <w:spacing w:before="40" w:after="40"/>
-            </w:pPr>
-            <w:r/>
-            <w:r>
-              <w:rPr>
-                <w:rFonts w:ascii="Segoe UI" w:hAnsi="Segoe UI" w:eastAsia="微软雅黑"/>
-                <w:b/>
-                <w:sz w:val="19"/>
-              </w:rPr>
-              <w:t>集成里程碑</w:t>
-            </w:r>
-          </w:p>
-        </w:tc>
-      </w:tr>
-      <w:tr>
-        <w:trPr>
-          <w:cantSplit/>
-        </w:trPr>
-        <w:tc>
-          <w:tcPr>
-            <w:tcW w:type="dxa" w:w="328"/>
-          </w:tcPr>
-          <w:p>
-            <w:pPr>
-              <w:spacing w:before="40" w:after="40"/>
-            </w:pPr>
-            <w:r/>
-            <w:r>
-              <w:rPr>
-                <w:rFonts w:ascii="Segoe UI" w:hAnsi="Segoe UI" w:eastAsia="微软雅黑"/>
-                <w:b w:val="0"/>
-                <w:sz w:val="19"/>
-              </w:rPr>
-              <w:t>W5</w:t>
-            </w:r>
-          </w:p>
-        </w:tc>
-        <w:tc>
-          <w:tcPr>
-            <w:tcW w:type="dxa" w:w="1884"/>
-          </w:tcPr>
-          <w:p>
-            <w:pPr>
-              <w:spacing w:before="40" w:after="40"/>
-            </w:pPr>
-            <w:r/>
-            <w:r>
-              <w:rPr>
-                <w:rFonts w:ascii="Segoe UI" w:hAnsi="Segoe UI" w:eastAsia="微软雅黑"/>
-                <w:b w:val="0"/>
-                <w:sz w:val="19"/>
-              </w:rPr>
-              <w:t>数据模型 v2 + 0002 迁移可升降级；OpenAPI 骨架；CSV 样本</w:t>
-            </w:r>
-          </w:p>
-        </w:tc>
-        <w:tc>
-          <w:tcPr>
-            <w:tcW w:type="dxa" w:w="1884"/>
-          </w:tcPr>
-          <w:p>
-            <w:pPr>
-              <w:spacing w:before="40" w:after="40"/>
-            </w:pPr>
-            <w:r/>
-            <w:r>
-              <w:rPr>
-                <w:rFonts w:ascii="Segoe UI" w:hAnsi="Segoe UI" w:eastAsia="微软雅黑"/>
-                <w:b w:val="0"/>
-                <w:sz w:val="19"/>
-              </w:rPr>
-              <w:t>Job 表改造（comment_id / batch_id / 租约 / 重试字段）+ 原子认领</w:t>
-            </w:r>
-          </w:p>
-        </w:tc>
-        <w:tc>
-          <w:tcPr>
-            <w:tcW w:type="dxa" w:w="1884"/>
-          </w:tcPr>
-          <w:p>
-            <w:pPr>
-              <w:spacing w:before="40" w:after="40"/>
-            </w:pPr>
-            <w:r/>
-            <w:r>
-              <w:rPr>
-                <w:rFonts w:ascii="Segoe UI" w:hAnsi="Segoe UI" w:eastAsia="微软雅黑"/>
-                <w:b w:val="0"/>
-                <w:sz w:val="19"/>
-              </w:rPr>
-              <w:t>提取 JSON Schema；规则基线（关键词 / 正则）+ 证据校验</w:t>
-            </w:r>
-          </w:p>
-        </w:tc>
-        <w:tc>
-          <w:tcPr>
-            <w:tcW w:type="dxa" w:w="1802"/>
-          </w:tcPr>
-          <w:p>
-            <w:pPr>
-              <w:spacing w:before="40" w:after="40"/>
-            </w:pPr>
-            <w:r/>
-            <w:r>
-              <w:rPr>
-                <w:rFonts w:ascii="Segoe UI" w:hAnsi="Segoe UI" w:eastAsia="微软雅黑"/>
-                <w:b w:val="0"/>
-                <w:sz w:val="19"/>
-              </w:rPr>
-              <w:t>页面线框；复核 API 草稿；demo 数据准备</w:t>
-            </w:r>
-          </w:p>
-        </w:tc>
-        <w:tc>
-          <w:tcPr>
-            <w:tcW w:type="dxa" w:w="1515"/>
-          </w:tcPr>
-          <w:p>
-            <w:pPr>
-              <w:spacing w:before="40" w:after="40"/>
-            </w:pPr>
-            <w:r/>
-            <w:r>
-              <w:rPr>
-                <w:rFonts w:ascii="Segoe UI" w:hAnsi="Segoe UI" w:eastAsia="微软雅黑"/>
-                <w:b w:val="0"/>
-                <w:sz w:val="19"/>
-              </w:rPr>
-              <w:t>M1：契约冻结、迁移通过、空流程可跑</w:t>
-            </w:r>
-          </w:p>
-        </w:tc>
-      </w:tr>
-      <w:tr>
-        <w:trPr>
-          <w:cantSplit/>
-        </w:trPr>
-        <w:tc>
-          <w:tcPr>
-            <w:tcW w:type="dxa" w:w="328"/>
-          </w:tcPr>
-          <w:p>
-            <w:pPr>
-              <w:spacing w:before="40" w:after="40"/>
-            </w:pPr>
-            <w:r/>
-            <w:r>
-              <w:rPr>
-                <w:rFonts w:ascii="Segoe UI" w:hAnsi="Segoe UI" w:eastAsia="微软雅黑"/>
-                <w:b w:val="0"/>
-                <w:sz w:val="19"/>
-              </w:rPr>
-              <w:t>W6</w:t>
-            </w:r>
-          </w:p>
-        </w:tc>
-        <w:tc>
-          <w:tcPr>
-            <w:tcW w:type="dxa" w:w="1884"/>
-          </w:tcPr>
-          <w:p>
-            <w:pPr>
-              <w:spacing w:before="40" w:after="40"/>
-            </w:pPr>
-            <w:r/>
-            <w:r>
-              <w:rPr>
-                <w:rFonts w:ascii="Segoe UI" w:hAnsi="Segoe UI" w:eastAsia="微软雅黑"/>
-                <w:b w:val="0"/>
-                <w:sz w:val="19"/>
-              </w:rPr>
-              <w:t>上传校验 + 错误清单落库 + 去重 upsert</w:t>
-            </w:r>
-          </w:p>
-        </w:tc>
-        <w:tc>
-          <w:tcPr>
-            <w:tcW w:type="dxa" w:w="1884"/>
-          </w:tcPr>
-          <w:p>
-            <w:pPr>
-              <w:spacing w:before="40" w:after="40"/>
-            </w:pPr>
-            <w:r/>
-            <w:r>
-              <w:rPr>
-                <w:rFonts w:ascii="Segoe UI" w:hAnsi="Segoe UI" w:eastAsia="微软雅黑"/>
-                <w:b w:val="0"/>
-                <w:sz w:val="19"/>
-              </w:rPr>
-              <w:t>逐条 Job 调度 + 租约回收 + 失败隔离</w:t>
-            </w:r>
-          </w:p>
-        </w:tc>
-        <w:tc>
-          <w:tcPr>
-            <w:tcW w:type="dxa" w:w="1884"/>
-          </w:tcPr>
-          <w:p>
-            <w:pPr>
-              <w:spacing w:before="40" w:after="40"/>
-            </w:pPr>
-            <w:r/>
-            <w:r>
-              <w:rPr>
-                <w:rFonts w:ascii="Segoe UI" w:hAnsi="Segoe UI" w:eastAsia="微软雅黑"/>
-                <w:b w:val="0"/>
-                <w:sz w:val="19"/>
-              </w:rPr>
-              <w:t>提取 v1（LLM 或规则）+ 证据定位</w:t>
-            </w:r>
-          </w:p>
-        </w:tc>
-        <w:tc>
-          <w:tcPr>
-            <w:tcW w:type="dxa" w:w="1802"/>
-          </w:tcPr>
-          <w:p>
-            <w:pPr>
-              <w:spacing w:before="40" w:after="40"/>
-            </w:pPr>
-            <w:r/>
-            <w:r>
-              <w:rPr>
-                <w:rFonts w:ascii="Segoe UI" w:hAnsi="Segoe UI" w:eastAsia="Consolas"/>
-                <w:b w:val="0"/>
-                <w:color w:val="A31F34"/>
-                <w:sz w:val="18"/>
-              </w:rPr>
-              <w:t>GET /issues</w:t>
-            </w:r>
-            <w:r>
-              <w:rPr>
-                <w:rFonts w:ascii="Segoe UI" w:hAnsi="Segoe UI" w:eastAsia="微软雅黑"/>
-                <w:b w:val="0"/>
-                <w:sz w:val="19"/>
-              </w:rPr>
-              <w:t>、</w:t>
-            </w:r>
-            <w:r>
-              <w:rPr>
-                <w:rFonts w:ascii="Segoe UI" w:hAnsi="Segoe UI" w:eastAsia="Consolas"/>
-                <w:b w:val="0"/>
-                <w:color w:val="A31F34"/>
-                <w:sz w:val="18"/>
-              </w:rPr>
-              <w:t>POST /actions</w:t>
-            </w:r>
-            <w:r>
-              <w:rPr>
-                <w:rFonts w:ascii="Segoe UI" w:hAnsi="Segoe UI" w:eastAsia="微软雅黑"/>
-                <w:b w:val="0"/>
-                <w:sz w:val="19"/>
-              </w:rPr>
-              <w:t>、问题组列表页</w:t>
-            </w:r>
-          </w:p>
-        </w:tc>
-        <w:tc>
-          <w:tcPr>
-            <w:tcW w:type="dxa" w:w="1515"/>
-          </w:tcPr>
-          <w:p>
-            <w:pPr>
-              <w:spacing w:before="40" w:after="40"/>
-            </w:pPr>
-            <w:r/>
-            <w:r>
-              <w:rPr>
-                <w:rFonts w:ascii="Segoe UI" w:hAnsi="Segoe UI" w:eastAsia="微软雅黑"/>
-                <w:b w:val="0"/>
-                <w:sz w:val="19"/>
-              </w:rPr>
-              <w:t>M2：CSV → 问题组端到端（AI 可 mock）</w:t>
-            </w:r>
-          </w:p>
-        </w:tc>
-      </w:tr>
-      <w:tr>
-        <w:trPr>
-          <w:cantSplit/>
-        </w:trPr>
-        <w:tc>
-          <w:tcPr>
-            <w:tcW w:type="dxa" w:w="328"/>
-          </w:tcPr>
-          <w:p>
-            <w:pPr>
-              <w:spacing w:before="40" w:after="40"/>
-            </w:pPr>
-            <w:r/>
-            <w:r>
-              <w:rPr>
-                <w:rFonts w:ascii="Segoe UI" w:hAnsi="Segoe UI" w:eastAsia="微软雅黑"/>
-                <w:b w:val="0"/>
-                <w:sz w:val="19"/>
-              </w:rPr>
-              <w:t>W7</w:t>
-            </w:r>
-          </w:p>
-        </w:tc>
-        <w:tc>
-          <w:tcPr>
-            <w:tcW w:type="dxa" w:w="1884"/>
-          </w:tcPr>
-          <w:p>
-            <w:pPr>
-              <w:spacing w:before="40" w:after="40"/>
-            </w:pPr>
-            <w:r/>
-            <w:r>
-              <w:rPr>
-                <w:rFonts w:ascii="Segoe UI" w:hAnsi="Segoe UI" w:eastAsia="微软雅黑"/>
-                <w:b w:val="0"/>
-                <w:sz w:val="19"/>
-              </w:rPr>
-              <w:t>批次进度接口；联调修契约</w:t>
-            </w:r>
-          </w:p>
-        </w:tc>
-        <w:tc>
-          <w:tcPr>
-            <w:tcW w:type="dxa" w:w="1884"/>
-          </w:tcPr>
-          <w:p>
-            <w:pPr>
-              <w:spacing w:before="40" w:after="40"/>
-            </w:pPr>
-            <w:r/>
-            <w:r>
-              <w:rPr>
-                <w:rFonts w:ascii="Segoe UI" w:hAnsi="Segoe UI" w:eastAsia="微软雅黑"/>
-                <w:b w:val="0"/>
-                <w:sz w:val="19"/>
-              </w:rPr>
-              <w:t>重试端到端；失败可见接口</w:t>
-            </w:r>
-          </w:p>
-        </w:tc>
-        <w:tc>
-          <w:tcPr>
-            <w:tcW w:type="dxa" w:w="1884"/>
-          </w:tcPr>
-          <w:p>
-            <w:pPr>
-              <w:spacing w:before="40" w:after="40"/>
-            </w:pPr>
-            <w:r/>
-            <w:r>
-              <w:rPr>
-                <w:rFonts w:ascii="Segoe UI" w:hAnsi="Segoe UI" w:eastAsia="微软雅黑"/>
-                <w:b w:val="0"/>
-                <w:sz w:val="19"/>
-              </w:rPr>
-              <w:t>归组建议 v0（同商品内新组 / 关联）</w:t>
-            </w:r>
-          </w:p>
-        </w:tc>
-        <w:tc>
-          <w:tcPr>
-            <w:tcW w:type="dxa" w:w="1802"/>
-          </w:tcPr>
-          <w:p>
-            <w:pPr>
-              <w:spacing w:before="40" w:after="40"/>
-            </w:pPr>
-            <w:r/>
-            <w:r>
-              <w:rPr>
-                <w:rFonts w:ascii="Segoe UI" w:hAnsi="Segoe UI" w:eastAsia="微软雅黑"/>
-                <w:b w:val="0"/>
-                <w:sz w:val="19"/>
-              </w:rPr>
-              <w:t>复核抽屉 + 原文证据高亮；e2e 冒烟</w:t>
-            </w:r>
-          </w:p>
-        </w:tc>
-        <w:tc>
-          <w:tcPr>
-            <w:tcW w:type="dxa" w:w="1515"/>
-          </w:tcPr>
-          <w:p>
-            <w:pPr>
-              <w:spacing w:before="40" w:after="40"/>
-            </w:pPr>
-            <w:r/>
-            <w:r>
-              <w:rPr>
-                <w:rFonts w:ascii="Segoe UI" w:hAnsi="Segoe UI" w:eastAsia="微软雅黑"/>
-                <w:b/>
-                <w:sz w:val="19"/>
-              </w:rPr>
-              <w:t>M3（week07 提交）</w:t>
-            </w:r>
-            <w:r>
-              <w:rPr>
-                <w:rFonts w:ascii="Segoe UI" w:hAnsi="Segoe UI" w:eastAsia="微软雅黑"/>
-                <w:b w:val="0"/>
-                <w:sz w:val="19"/>
-              </w:rPr>
-              <w:t>：最小闭环演示</w:t>
-            </w:r>
-          </w:p>
-        </w:tc>
-      </w:tr>
-      <w:tr>
-        <w:trPr>
-          <w:cantSplit/>
-        </w:trPr>
-        <w:tc>
-          <w:tcPr>
-            <w:tcW w:type="dxa" w:w="328"/>
-          </w:tcPr>
-          <w:p>
-            <w:pPr>
-              <w:spacing w:before="40" w:after="40"/>
-            </w:pPr>
-            <w:r/>
-            <w:r>
-              <w:rPr>
-                <w:rFonts w:ascii="Segoe UI" w:hAnsi="Segoe UI" w:eastAsia="微软雅黑"/>
-                <w:b w:val="0"/>
-                <w:sz w:val="19"/>
-              </w:rPr>
-              <w:t>W8–W10</w:t>
-            </w:r>
-          </w:p>
-        </w:tc>
-        <w:tc>
-          <w:tcPr>
-            <w:tcW w:type="dxa" w:w="1884"/>
-          </w:tcPr>
-          <w:p>
-            <w:pPr>
-              <w:spacing w:before="40" w:after="40"/>
-            </w:pPr>
-            <w:r/>
-            <w:r>
-              <w:rPr>
-                <w:rFonts w:ascii="Segoe UI" w:hAnsi="Segoe UI" w:eastAsia="微软雅黑"/>
-                <w:b w:val="0"/>
-                <w:sz w:val="19"/>
-              </w:rPr>
-              <w:t>P1 字段补齐；统计口径</w:t>
-            </w:r>
-          </w:p>
-        </w:tc>
-        <w:tc>
-          <w:tcPr>
-            <w:tcW w:type="dxa" w:w="1884"/>
-          </w:tcPr>
-          <w:p>
-            <w:pPr>
-              <w:spacing w:before="40" w:after="40"/>
-            </w:pPr>
-            <w:r/>
-            <w:r>
-              <w:rPr>
-                <w:rFonts w:ascii="Segoe UI" w:hAnsi="Segoe UI" w:eastAsia="微软雅黑"/>
-                <w:b w:val="0"/>
-                <w:sz w:val="19"/>
-              </w:rPr>
-              <w:t>并发 / 幂等专项；replay 工具</w:t>
-            </w:r>
-          </w:p>
-        </w:tc>
-        <w:tc>
-          <w:tcPr>
-            <w:tcW w:type="dxa" w:w="1884"/>
-          </w:tcPr>
-          <w:p>
-            <w:pPr>
-              <w:spacing w:before="40" w:after="40"/>
-            </w:pPr>
-            <w:r/>
-            <w:r>
-              <w:rPr>
-                <w:rFonts w:ascii="Segoe UI" w:hAnsi="Segoe UI" w:eastAsia="微软雅黑"/>
-                <w:b w:val="0"/>
-                <w:sz w:val="19"/>
-              </w:rPr>
-              <w:t>标注集与评测（P/R/F1、归组准确率）；阈值调参</w:t>
-            </w:r>
-          </w:p>
-        </w:tc>
-        <w:tc>
-          <w:tcPr>
-            <w:tcW w:type="dxa" w:w="1802"/>
-          </w:tcPr>
-          <w:p>
-            <w:pPr>
-              <w:spacing w:before="40" w:after="40"/>
-            </w:pPr>
-            <w:r/>
-            <w:r>
-              <w:rPr>
-                <w:rFonts w:ascii="Segoe UI" w:hAnsi="Segoe UI" w:eastAsia="微软雅黑"/>
-                <w:b w:val="0"/>
-                <w:sz w:val="19"/>
-              </w:rPr>
-              <w:t>复核留痕与改判；统计页</w:t>
-            </w:r>
-          </w:p>
-        </w:tc>
-        <w:tc>
-          <w:tcPr>
-            <w:tcW w:type="dxa" w:w="1515"/>
-          </w:tcPr>
-          <w:p>
-            <w:pPr>
-              <w:spacing w:before="40" w:after="40"/>
-            </w:pPr>
-            <w:r/>
-            <w:r>
-              <w:rPr>
-                <w:rFonts w:ascii="Segoe UI" w:hAnsi="Segoe UI" w:eastAsia="微软雅黑"/>
-                <w:b w:val="0"/>
-                <w:sz w:val="19"/>
-              </w:rPr>
-              <w:t>M4：质量与统计可解释</w:t>
-            </w:r>
-          </w:p>
-        </w:tc>
-      </w:tr>
-      <w:tr>
-        <w:trPr>
-          <w:cantSplit/>
-        </w:trPr>
-        <w:tc>
-          <w:tcPr>
-            <w:tcW w:type="dxa" w:w="328"/>
-          </w:tcPr>
-          <w:p>
-            <w:pPr>
-              <w:spacing w:before="40" w:after="40"/>
-            </w:pPr>
-            <w:r/>
-            <w:r>
-              <w:rPr>
-                <w:rFonts w:ascii="Segoe UI" w:hAnsi="Segoe UI" w:eastAsia="微软雅黑"/>
-                <w:b w:val="0"/>
-                <w:sz w:val="19"/>
-              </w:rPr>
-              <w:t>W11–W12</w:t>
-            </w:r>
-          </w:p>
-        </w:tc>
-        <w:tc>
-          <w:tcPr>
-            <w:tcW w:type="dxa" w:w="1884"/>
-          </w:tcPr>
-          <w:p>
-            <w:pPr>
-              <w:spacing w:before="40" w:after="40"/>
-            </w:pPr>
-            <w:r/>
-            <w:r>
-              <w:rPr>
-                <w:rFonts w:ascii="Segoe UI" w:hAnsi="Segoe UI" w:eastAsia="微软雅黑"/>
-                <w:b w:val="0"/>
-                <w:sz w:val="19"/>
-              </w:rPr>
-              <w:t>文档重写（architecture / operations / README）+ 图重绘</w:t>
-            </w:r>
-          </w:p>
-        </w:tc>
-        <w:tc>
-          <w:tcPr>
-            <w:tcW w:type="dxa" w:w="1884"/>
-          </w:tcPr>
-          <w:p>
-            <w:pPr>
-              <w:spacing w:before="40" w:after="40"/>
-            </w:pPr>
-            <w:r/>
-            <w:r>
-              <w:rPr>
-                <w:rFonts w:ascii="Segoe UI" w:hAnsi="Segoe UI" w:eastAsia="微软雅黑"/>
-                <w:b w:val="0"/>
-                <w:sz w:val="19"/>
-              </w:rPr>
-              <w:t>压测与稳定性；worker 指标</w:t>
-            </w:r>
-          </w:p>
-        </w:tc>
-        <w:tc>
-          <w:tcPr>
-            <w:tcW w:type="dxa" w:w="1884"/>
-          </w:tcPr>
-          <w:p>
-            <w:pPr>
-              <w:spacing w:before="40" w:after="40"/>
-            </w:pPr>
-            <w:r/>
-            <w:r>
-              <w:rPr>
-                <w:rFonts w:ascii="Segoe UI" w:hAnsi="Segoe UI" w:eastAsia="微软雅黑"/>
-                <w:b w:val="0"/>
-                <w:sz w:val="19"/>
-              </w:rPr>
-              <w:t>成本控制；合成 vs 真实数据报告</w:t>
-            </w:r>
-          </w:p>
-        </w:tc>
-        <w:tc>
-          <w:tcPr>
-            <w:tcW w:type="dxa" w:w="1802"/>
-          </w:tcPr>
-          <w:p>
-            <w:pPr>
-              <w:spacing w:before="40" w:after="40"/>
-            </w:pPr>
-            <w:r/>
-            <w:r>
-              <w:rPr>
-                <w:rFonts w:ascii="Segoe UI" w:hAnsi="Segoe UI" w:eastAsia="微软雅黑"/>
-                <w:b w:val="0"/>
-                <w:sz w:val="19"/>
-              </w:rPr>
-              <w:t>CI 补 e2e；演示脚本；回归</w:t>
-            </w:r>
-          </w:p>
-        </w:tc>
-        <w:tc>
-          <w:tcPr>
-            <w:tcW w:type="dxa" w:w="1515"/>
-          </w:tcPr>
-          <w:p>
-            <w:pPr>
-              <w:spacing w:before="40" w:after="40"/>
-            </w:pPr>
-            <w:r/>
-            <w:r>
-              <w:rPr>
-                <w:rFonts w:ascii="Segoe UI" w:hAnsi="Segoe UI" w:eastAsia="微软雅黑"/>
-                <w:b w:val="0"/>
-                <w:sz w:val="19"/>
-              </w:rPr>
-              <w:t>M5：可复现部署 + 回归通过</w:t>
-            </w:r>
-          </w:p>
-        </w:tc>
-      </w:tr>
-      <w:tr>
-        <w:trPr>
-          <w:cantSplit/>
-        </w:trPr>
-        <w:tc>
-          <w:tcPr>
-            <w:tcW w:type="dxa" w:w="328"/>
-          </w:tcPr>
-          <w:p>
-            <w:pPr>
-              <w:spacing w:before="40" w:after="40"/>
-            </w:pPr>
-            <w:r/>
-            <w:r>
-              <w:rPr>
-                <w:rFonts w:ascii="Segoe UI" w:hAnsi="Segoe UI" w:eastAsia="微软雅黑"/>
-                <w:b w:val="0"/>
-                <w:sz w:val="19"/>
-              </w:rPr>
-              <w:t>W13</w:t>
-            </w:r>
-          </w:p>
-        </w:tc>
-        <w:tc>
-          <w:tcPr>
-            <w:tcW w:type="dxa" w:w="1884"/>
-          </w:tcPr>
-          <w:p>
-            <w:pPr>
-              <w:spacing w:before="40" w:after="40"/>
-            </w:pPr>
-            <w:r/>
-            <w:r>
-              <w:rPr>
-                <w:rFonts w:ascii="Segoe UI" w:hAnsi="Segoe UI" w:eastAsia="微软雅黑"/>
-                <w:b w:val="0"/>
-                <w:sz w:val="19"/>
-              </w:rPr>
-              <w:t>最终集成与提交材料</w:t>
-            </w:r>
-          </w:p>
-        </w:tc>
-        <w:tc>
-          <w:tcPr>
-            <w:tcW w:type="dxa" w:w="1884"/>
-          </w:tcPr>
-          <w:p>
-            <w:pPr>
-              <w:spacing w:before="40" w:after="40"/>
-            </w:pPr>
-            <w:r/>
-            <w:r>
-              <w:rPr>
-                <w:rFonts w:ascii="Segoe UI" w:hAnsi="Segoe UI" w:eastAsia="微软雅黑"/>
-                <w:b w:val="0"/>
-                <w:sz w:val="19"/>
-              </w:rPr>
-              <w:t>故障演示（杀掉 worker → 重试 / 回收）</w:t>
-            </w:r>
-          </w:p>
-        </w:tc>
-        <w:tc>
-          <w:tcPr>
-            <w:tcW w:type="dxa" w:w="1884"/>
-          </w:tcPr>
-          <w:p>
-            <w:pPr>
-              <w:spacing w:before="40" w:after="40"/>
-            </w:pPr>
-            <w:r/>
-            <w:r>
-              <w:rPr>
-                <w:rFonts w:ascii="Segoe UI" w:hAnsi="Segoe UI" w:eastAsia="微软雅黑"/>
-                <w:b w:val="0"/>
-                <w:sz w:val="19"/>
-              </w:rPr>
-              <w:t>评测结论与局限</w:t>
-            </w:r>
-          </w:p>
-        </w:tc>
-        <w:tc>
-          <w:tcPr>
-            <w:tcW w:type="dxa" w:w="1802"/>
-          </w:tcPr>
-          <w:p>
-            <w:pPr>
-              <w:spacing w:before="40" w:after="40"/>
-            </w:pPr>
-            <w:r/>
-            <w:r>
-              <w:rPr>
-                <w:rFonts w:ascii="Segoe UI" w:hAnsi="Segoe UI" w:eastAsia="微软雅黑"/>
-                <w:b w:val="0"/>
-                <w:sz w:val="19"/>
-              </w:rPr>
-              <w:t>现场演示</w:t>
-            </w:r>
-          </w:p>
-        </w:tc>
-        <w:tc>
-          <w:tcPr>
-            <w:tcW w:type="dxa" w:w="1515"/>
-          </w:tcPr>
-          <w:p>
-            <w:pPr>
-              <w:spacing w:before="40" w:after="40"/>
-            </w:pPr>
-            <w:r/>
-            <w:r>
-              <w:rPr>
-                <w:rFonts w:ascii="Segoe UI" w:hAnsi="Segoe UI" w:eastAsia="微软雅黑"/>
-                <w:b/>
-                <w:sz w:val="19"/>
-              </w:rPr>
-              <w:t>M6：final demo + report</w:t>
-            </w:r>
-          </w:p>
-        </w:tc>
-      </w:tr>
-    </w:tbl>
     <w:p>
       <w:pPr>
-        <w:spacing w:after="40"/>
+        <w:pStyle w:val="ListBullet"/>
+        <w:spacing w:after="60" w:line="288" w:lineRule="auto"/>
       </w:pPr>
+      <w:r>
+        <w:rPr>
+          <w:rFonts w:ascii="Segoe UI" w:hAnsi="Segoe UI" w:eastAsia="微软雅黑"/>
+          <w:b/>
+          <w:sz w:val="21"/>
+        </w:rPr>
+        <w:t>分支与 PR</w:t>
+      </w:r>
+      <w:r>
+        <w:rPr>
+          <w:rFonts w:ascii="Segoe UI" w:hAnsi="Segoe UI" w:eastAsia="微软雅黑"/>
+          <w:b w:val="0"/>
+          <w:sz w:val="21"/>
+        </w:rPr>
+        <w:t>：</w:t>
+      </w:r>
+      <w:r>
+        <w:rPr>
+          <w:rFonts w:ascii="Segoe UI" w:hAnsi="Segoe UI" w:eastAsia="Consolas"/>
+          <w:b w:val="0"/>
+          <w:color w:val="A31F34"/>
+          <w:sz w:val="20"/>
+        </w:rPr>
+        <w:t>main</w:t>
+      </w:r>
+      <w:r>
+        <w:rPr>
+          <w:rFonts w:ascii="Segoe UI" w:hAnsi="Segoe UI" w:eastAsia="微软雅黑"/>
+          <w:b w:val="0"/>
+          <w:sz w:val="21"/>
+        </w:rPr>
+        <w:t xml:space="preserve"> 保护；每人一条 feature 分支；PR 模板已存在，必须写"改了哪个契约 / 迁移 / 测试"；PR 控制在合理范围，评审通过、CI 绿才合并。</w:t>
+      </w:r>
+    </w:p>
+    <w:p>
+      <w:pPr>
+        <w:pStyle w:val="ListBullet"/>
+        <w:spacing w:after="60" w:line="288" w:lineRule="auto"/>
+      </w:pPr>
+      <w:r>
+        <w:rPr>
+          <w:rFonts w:ascii="Segoe UI" w:hAnsi="Segoe UI" w:eastAsia="微软雅黑"/>
+          <w:b/>
+          <w:sz w:val="21"/>
+        </w:rPr>
+        <w:t>契约变更</w:t>
+      </w:r>
+      <w:r>
+        <w:rPr>
+          <w:rFonts w:ascii="Segoe UI" w:hAnsi="Segoe UI" w:eastAsia="微软雅黑"/>
+          <w:b w:val="0"/>
+          <w:sz w:val="21"/>
+        </w:rPr>
+        <w:t xml:space="preserve">：任何人改 </w:t>
+      </w:r>
+      <w:r>
+        <w:rPr>
+          <w:rFonts w:ascii="Segoe UI" w:hAnsi="Segoe UI" w:eastAsia="Consolas"/>
+          <w:b w:val="0"/>
+          <w:color w:val="A31F34"/>
+          <w:sz w:val="20"/>
+        </w:rPr>
+        <w:t>services/common/schemas.py</w:t>
+      </w:r>
+      <w:r>
+        <w:rPr>
+          <w:rFonts w:ascii="Segoe UI" w:hAnsi="Segoe UI" w:eastAsia="微软雅黑"/>
+          <w:b w:val="0"/>
+          <w:sz w:val="21"/>
+        </w:rPr>
+        <w:t xml:space="preserve"> 或 OpenAPI，都要开 PR 并 @ R2、R4 确认；同步更新 mock 与测试 fixture，不允许"先改代码后补契约"。</w:t>
+      </w:r>
+    </w:p>
+    <w:p>
+      <w:pPr>
+        <w:pStyle w:val="ListBullet"/>
+        <w:spacing w:after="60" w:line="288" w:lineRule="auto"/>
+      </w:pPr>
+      <w:r>
+        <w:rPr>
+          <w:rFonts w:ascii="Segoe UI" w:hAnsi="Segoe UI" w:eastAsia="微软雅黑"/>
+          <w:b/>
+          <w:sz w:val="21"/>
+        </w:rPr>
+        <w:t>迁移规则</w:t>
+      </w:r>
+      <w:r>
+        <w:rPr>
+          <w:rFonts w:ascii="Segoe UI" w:hAnsi="Segoe UI" w:eastAsia="微软雅黑"/>
+          <w:b w:val="0"/>
+          <w:sz w:val="21"/>
+        </w:rPr>
+        <w:t>：迁移只有 R1 写、只有 R1 在合并/发布时执行；其他人需要字段先提 issue（字段名 / 类型 / 是否可空 / 索引 / 用途）。</w:t>
+      </w:r>
+    </w:p>
+    <w:p>
+      <w:pPr>
+        <w:pStyle w:val="ListBullet"/>
+        <w:spacing w:after="60" w:line="288" w:lineRule="auto"/>
+      </w:pPr>
+      <w:r>
+        <w:rPr>
+          <w:rFonts w:ascii="Segoe UI" w:hAnsi="Segoe UI" w:eastAsia="微软雅黑"/>
+          <w:b/>
+          <w:sz w:val="21"/>
+        </w:rPr>
+        <w:t>接口协作</w:t>
+      </w:r>
+      <w:r>
+        <w:rPr>
+          <w:rFonts w:ascii="Segoe UI" w:hAnsi="Segoe UI" w:eastAsia="微软雅黑"/>
+          <w:b w:val="0"/>
+          <w:sz w:val="21"/>
+        </w:rPr>
+        <w:t>：R3 的 AI 输出变化必须同步 R2（Worker 校验）与 R1（schema）；R1 的迁移变更提前通知全员。</w:t>
+      </w:r>
+    </w:p>
+    <w:p>
+      <w:pPr>
+        <w:pStyle w:val="ListBullet"/>
+        <w:spacing w:after="60" w:line="288" w:lineRule="auto"/>
+      </w:pPr>
+      <w:r>
+        <w:rPr>
+          <w:rFonts w:ascii="Segoe UI" w:hAnsi="Segoe UI" w:eastAsia="微软雅黑"/>
+          <w:b/>
+          <w:sz w:val="21"/>
+        </w:rPr>
+        <w:t>交付检查</w:t>
+      </w:r>
+      <w:r>
+        <w:rPr>
+          <w:rFonts w:ascii="Segoe UI" w:hAnsi="Segoe UI" w:eastAsia="微软雅黑"/>
+          <w:b w:val="0"/>
+          <w:sz w:val="21"/>
+        </w:rPr>
+        <w:t>：闭环必须能演示"CSV → 问题组 → 复核"，质量项可以后续补齐；不做与单平台入口无关的范围扩张。</w:t>
+      </w:r>
     </w:p>
     <w:p>
       <w:pPr>
@@ -16369,166 +15221,7 @@
           <w:color w:val="2E74B5"/>
           <w:sz w:val="26"/>
         </w:rPr>
-        <w:t>5.5 协作执行细则</w:t>
-      </w:r>
-    </w:p>
-    <w:p>
-      <w:pPr>
-        <w:pStyle w:val="ListBullet"/>
-        <w:spacing w:after="60" w:line="288" w:lineRule="auto"/>
-      </w:pPr>
-      <w:r>
-        <w:rPr>
-          <w:rFonts w:ascii="Segoe UI" w:hAnsi="Segoe UI" w:eastAsia="微软雅黑"/>
-          <w:b/>
-          <w:sz w:val="21"/>
-        </w:rPr>
-        <w:t>分支与 PR</w:t>
-      </w:r>
-      <w:r>
-        <w:rPr>
-          <w:rFonts w:ascii="Segoe UI" w:hAnsi="Segoe UI" w:eastAsia="微软雅黑"/>
-          <w:b w:val="0"/>
-          <w:sz w:val="21"/>
-        </w:rPr>
-        <w:t>：</w:t>
-      </w:r>
-      <w:r>
-        <w:rPr>
-          <w:rFonts w:ascii="Segoe UI" w:hAnsi="Segoe UI" w:eastAsia="Consolas"/>
-          <w:b w:val="0"/>
-          <w:color w:val="A31F34"/>
-          <w:sz w:val="20"/>
-        </w:rPr>
-        <w:t>main</w:t>
-      </w:r>
-      <w:r>
-        <w:rPr>
-          <w:rFonts w:ascii="Segoe UI" w:hAnsi="Segoe UI" w:eastAsia="微软雅黑"/>
-          <w:b w:val="0"/>
-          <w:sz w:val="21"/>
-        </w:rPr>
-        <w:t xml:space="preserve"> 保护；每人一条 feature 分支；PR 模板已存在，必须写"改了哪个契约 / 迁移 / 测试"；PR 控制在 400 行以内，24 小时内有人 review，CI 绿才合并。</w:t>
-      </w:r>
-    </w:p>
-    <w:p>
-      <w:pPr>
-        <w:pStyle w:val="ListBullet"/>
-        <w:spacing w:after="60" w:line="288" w:lineRule="auto"/>
-      </w:pPr>
-      <w:r>
-        <w:rPr>
-          <w:rFonts w:ascii="Segoe UI" w:hAnsi="Segoe UI" w:eastAsia="微软雅黑"/>
-          <w:b/>
-          <w:sz w:val="21"/>
-        </w:rPr>
-        <w:t>契约变更</w:t>
-      </w:r>
-      <w:r>
-        <w:rPr>
-          <w:rFonts w:ascii="Segoe UI" w:hAnsi="Segoe UI" w:eastAsia="微软雅黑"/>
-          <w:b w:val="0"/>
-          <w:sz w:val="21"/>
-        </w:rPr>
-        <w:t xml:space="preserve">：任何人改 </w:t>
-      </w:r>
-      <w:r>
-        <w:rPr>
-          <w:rFonts w:ascii="Segoe UI" w:hAnsi="Segoe UI" w:eastAsia="Consolas"/>
-          <w:b w:val="0"/>
-          <w:color w:val="A31F34"/>
-          <w:sz w:val="20"/>
-        </w:rPr>
-        <w:t>services/common/schemas.py</w:t>
-      </w:r>
-      <w:r>
-        <w:rPr>
-          <w:rFonts w:ascii="Segoe UI" w:hAnsi="Segoe UI" w:eastAsia="微软雅黑"/>
-          <w:b w:val="0"/>
-          <w:sz w:val="21"/>
-        </w:rPr>
-        <w:t xml:space="preserve"> 或 OpenAPI，都要开 PR 并 @ R2、R4 确认；当天更新 mock 与测试 fixture，不允许"先改代码后补契约"。</w:t>
-      </w:r>
-    </w:p>
-    <w:p>
-      <w:pPr>
-        <w:pStyle w:val="ListBullet"/>
-        <w:spacing w:after="60" w:line="288" w:lineRule="auto"/>
-      </w:pPr>
-      <w:r>
-        <w:rPr>
-          <w:rFonts w:ascii="Segoe UI" w:hAnsi="Segoe UI" w:eastAsia="微软雅黑"/>
-          <w:b/>
-          <w:sz w:val="21"/>
-        </w:rPr>
-        <w:t>迁移规则</w:t>
-      </w:r>
-      <w:r>
-        <w:rPr>
-          <w:rFonts w:ascii="Segoe UI" w:hAnsi="Segoe UI" w:eastAsia="微软雅黑"/>
-          <w:b w:val="0"/>
-          <w:sz w:val="21"/>
-        </w:rPr>
-        <w:t>：迁移只有 R1 写、只有 R1 在集成日执行；其他人需要字段先提 issue（字段名 / 类型 / 是否可空 / 索引 / 用途）。</w:t>
-      </w:r>
-    </w:p>
-    <w:p>
-      <w:pPr>
-        <w:pStyle w:val="ListBullet"/>
-        <w:spacing w:after="60" w:line="288" w:lineRule="auto"/>
-      </w:pPr>
-      <w:r>
-        <w:rPr>
-          <w:rFonts w:ascii="Segoe UI" w:hAnsi="Segoe UI" w:eastAsia="微软雅黑"/>
-          <w:b/>
-          <w:sz w:val="21"/>
-        </w:rPr>
-        <w:t>接口协作</w:t>
-      </w:r>
-      <w:r>
-        <w:rPr>
-          <w:rFonts w:ascii="Segoe UI" w:hAnsi="Segoe UI" w:eastAsia="微软雅黑"/>
-          <w:b w:val="0"/>
-          <w:sz w:val="21"/>
-        </w:rPr>
-        <w:t>：R3 的 AI 输出变化必须同步 R2（Worker 校验）与 R1（schema）；R1 的迁移变更提前一天通知全员。</w:t>
-      </w:r>
-    </w:p>
-    <w:p>
-      <w:pPr>
-        <w:pStyle w:val="ListBullet"/>
-        <w:spacing w:after="60" w:line="288" w:lineRule="auto"/>
-      </w:pPr>
-      <w:r>
-        <w:rPr>
-          <w:rFonts w:ascii="Segoe UI" w:hAnsi="Segoe UI" w:eastAsia="微软雅黑"/>
-          <w:b/>
-          <w:sz w:val="21"/>
-        </w:rPr>
-        <w:t>提交节奏</w:t>
-      </w:r>
-      <w:r>
-        <w:rPr>
-          <w:rFonts w:ascii="Segoe UI" w:hAnsi="Segoe UI" w:eastAsia="微软雅黑"/>
-          <w:b w:val="0"/>
-          <w:sz w:val="21"/>
-        </w:rPr>
-        <w:t>：W7、W13 有硬提交；W7 前必须有一个能演示的 CSV → 问题组 → 复核闭环，质量可以后补；W7 前不做前端、不碰多平台。</w:t>
-      </w:r>
-    </w:p>
-    <w:p>
-      <w:pPr>
-        <w:pStyle w:val="Heading2"/>
-        <w:keepNext/>
-      </w:pPr>
-      <w:r>
-        <w:rPr>
-          <w:rFonts w:ascii="Segoe UI" w:hAnsi="Segoe UI" w:eastAsia="微软雅黑"/>
-          <w:b/>
-          <w:color w:val="2E74B5"/>
-          <w:sz w:val="26"/>
-        </w:rPr>
-        <w:t>5.6 风险与缓冲</w:t>
+        <w:t>5.5 风险与缓冲</w:t>
       </w:r>
     </w:p>
     <w:tbl>
@@ -16649,7 +15342,7 @@
                 <w:b w:val="0"/>
                 <w:sz w:val="19"/>
               </w:rPr>
-              <w:t>先用 CSV adapter + 合成箱包评论，入口验证在 W5 完成；未验证前不承诺具体平台</w:t>
+              <w:t>先用 CSV adapter + 合成箱包评论，入口验证先完成；未验证前不承诺具体平台</w:t>
             </w:r>
           </w:p>
         </w:tc>
@@ -17652,7 +16345,7 @@
                 <w:b w:val="0"/>
                 <w:sz w:val="19"/>
               </w:rPr>
-              <w:t>排期与验收</w:t>
+              <w:t>验收</w:t>
             </w:r>
           </w:p>
         </w:tc>
@@ -17714,7 +16407,7 @@
                 <w:b w:val="0"/>
                 <w:sz w:val="19"/>
               </w:rPr>
-              <w:t>W7 前不做；若演示需要，R4 在 W8 补三页</w:t>
+              <w:t>当前不做；若演示需要，R4 再补页面</w:t>
             </w:r>
           </w:p>
         </w:tc>
@@ -17733,7 +16426,7 @@
                 <w:b w:val="0"/>
                 <w:sz w:val="19"/>
               </w:rPr>
-              <w:t>分工与工期</w:t>
+              <w:t>分工</w:t>
             </w:r>
           </w:p>
         </w:tc>
@@ -17961,7 +16654,7 @@
           <w:color w:val="1F4E79"/>
           <w:sz w:val="32"/>
         </w:rPr>
-        <w:t>7. 下一步两周 checklist</w:t>
+        <w:t>7. 下一步 checklist</w:t>
       </w:r>
     </w:p>
     <w:p>
@@ -17997,7 +16690,7 @@
           <w:b/>
           <w:sz w:val="21"/>
         </w:rPr>
-        <w:t>W5 前 2–3 天集中做契约冻结</w:t>
+        <w:t>开工前集中做契约冻结</w:t>
       </w:r>
       <w:r>
         <w:rPr>
